--- a/2024-2025/Asztali alkalmazások fejlesztése/Gyakorlat/03.14_órai/03.14_órai.docx
+++ b/2024-2025/Asztali alkalmazások fejlesztése/Gyakorlat/03.14_órai/03.14_órai.docx
@@ -430,7 +430,23 @@
                 <w:sz w:val="24"/>
                 <w:szCs w:val="24"/>
               </w:rPr>
-              <w:t>+ Tick(int kor_noveles, int minoseg_csokkentes) : bool</w:t>
+              <w:t xml:space="preserve">+ Tick(int kor_noveles, </w:t>
+            </w:r>
+            <w:r>
+              <w:rPr>
+                <w:rFonts w:ascii="Arial" w:hAnsi="Arial" w:cs="Arial"/>
+                <w:sz w:val="24"/>
+                <w:szCs w:val="24"/>
+              </w:rPr>
+              <w:t>double</w:t>
+            </w:r>
+            <w:r>
+              <w:rPr>
+                <w:rFonts w:ascii="Arial" w:hAnsi="Arial" w:cs="Arial"/>
+                <w:sz w:val="24"/>
+                <w:szCs w:val="24"/>
+              </w:rPr>
+              <w:t xml:space="preserve"> minoseg_csokkentes) : bool</w:t>
             </w:r>
           </w:p>
         </w:tc>
